--- a/Professional/3-PhD/1-Fellowships/2-Paul-Daisy-Soros/10-Draft-V10.docx
+++ b/Professional/3-PhD/1-Fellowships/2-Paul-Daisy-Soros/10-Draft-V10.docx
@@ -23,148 +23,482 @@
     <w:p>
       <w:pPr>
         <w:pStyle w:val="NormalWeb"/>
-        <w:ind w:left="360"/>
-      </w:pPr>
-      <w:r>
-        <w:t>The breeze in Vietnam’s Central Highlands was the first hint of spring. By March 1975, it thickened into the roar of tanks. As the North advanced, my grandfather ran with my newborn mother in his arms. A shell exploded nearby, burning her face. Believing she had died, my grandparents slipped to a riverbank to bury her quietly. At the last moment, my grandfather lifted a canteen from a fallen American soldier and poured water over her face. She blinked.</w:t>
+      </w:pPr>
+      <w:r>
+        <w:t xml:space="preserve">Every Friday in fifth grade, my class sprinted to the library. The tallest kids always grabbed the </w:t>
+      </w:r>
+      <w:proofErr w:type="spellStart"/>
+      <w:r>
+        <w:t>Animorphs</w:t>
+      </w:r>
+      <w:proofErr w:type="spellEnd"/>
+      <w:r>
+        <w:t xml:space="preserve"> first, so I slipped past the scrum and found a quiet row of blue-spined science books. One was about the Moon. I opened it and learned that sunlight takes eight minutes to reach Earth, that the universe is unimaginably old. I brought those books home, expecting my mom to fill the gaps. But when I asked, “How do we know it’s 14 billion years?” she paused, smiled, and said softly, “M</w:t>
+      </w:r>
+      <w:r>
+        <w:t>ami</w:t>
+      </w:r>
+      <w:r>
+        <w:t xml:space="preserve"> </w:t>
+      </w:r>
+      <w:proofErr w:type="spellStart"/>
+      <w:r>
+        <w:t>không</w:t>
+      </w:r>
+      <w:proofErr w:type="spellEnd"/>
+      <w:r>
+        <w:t xml:space="preserve"> </w:t>
+      </w:r>
+      <w:proofErr w:type="spellStart"/>
+      <w:r>
+        <w:t>biết</w:t>
+      </w:r>
+      <w:proofErr w:type="spellEnd"/>
+      <w:r>
+        <w:t>—</w:t>
+      </w:r>
+      <w:r>
+        <w:t xml:space="preserve">Mom </w:t>
+      </w:r>
+      <w:r>
+        <w:t>d</w:t>
+      </w:r>
+      <w:r>
+        <w:t>oesn’t</w:t>
+      </w:r>
+      <w:r>
+        <w:t xml:space="preserve"> know.”</w:t>
       </w:r>
     </w:p>
     <w:p>
       <w:pPr>
-        <w:pStyle w:val="NormalWeb"/>
-        <w:ind w:left="360"/>
-      </w:pPr>
-      <w:r>
-        <w:t>That blink—fragile yet defiant—became the first heartbeat of every opportunity I’ve ever had.</w:t>
+        <w:rPr>
+          <w:rFonts w:ascii="Times New Roman" w:eastAsia="Times New Roman" w:hAnsi="Times New Roman" w:cs="Times New Roman"/>
+          <w:kern w:val="0"/>
+          <w14:ligatures w14:val="none"/>
+        </w:rPr>
+      </w:pPr>
+      <w:r>
+        <w:rPr>
+          <w:rFonts w:ascii="Times New Roman" w:eastAsia="Times New Roman" w:hAnsi="Times New Roman" w:cs="Times New Roman"/>
+          <w:kern w:val="0"/>
+          <w14:ligatures w14:val="none"/>
+        </w:rPr>
+        <w:t xml:space="preserve">My mother was born in March 1975 in Vietnam’s Central Highlands. As spring breezes turned to distant thunder, </w:t>
+      </w:r>
+      <w:r>
+        <w:rPr>
+          <w:rFonts w:ascii="Times New Roman" w:eastAsia="Times New Roman" w:hAnsi="Times New Roman" w:cs="Times New Roman"/>
+          <w:kern w:val="0"/>
+          <w14:ligatures w14:val="none"/>
+        </w:rPr>
+        <w:t xml:space="preserve">her father, </w:t>
+      </w:r>
+      <w:r>
+        <w:rPr>
+          <w:rFonts w:ascii="Times New Roman" w:eastAsia="Times New Roman" w:hAnsi="Times New Roman" w:cs="Times New Roman"/>
+          <w:kern w:val="0"/>
+          <w14:ligatures w14:val="none"/>
+        </w:rPr>
+        <w:t xml:space="preserve">an officer in the South Vietnamese army—carried her toward a river while artillery fell. A shell burst, searing her face. Believing she had died, </w:t>
+      </w:r>
+      <w:r>
+        <w:rPr>
+          <w:rFonts w:ascii="Times New Roman" w:eastAsia="Times New Roman" w:hAnsi="Times New Roman" w:cs="Times New Roman"/>
+          <w:kern w:val="0"/>
+          <w14:ligatures w14:val="none"/>
+        </w:rPr>
+        <w:t>he</w:t>
+      </w:r>
+      <w:r>
+        <w:rPr>
+          <w:rFonts w:ascii="Times New Roman" w:eastAsia="Times New Roman" w:hAnsi="Times New Roman" w:cs="Times New Roman"/>
+          <w:kern w:val="0"/>
+          <w14:ligatures w14:val="none"/>
+        </w:rPr>
+        <w:t xml:space="preserve"> prepared to bury her</w:t>
+      </w:r>
+      <w:r>
+        <w:rPr>
+          <w:rFonts w:ascii="Times New Roman" w:eastAsia="Times New Roman" w:hAnsi="Times New Roman" w:cs="Times New Roman"/>
+          <w:kern w:val="0"/>
+          <w14:ligatures w14:val="none"/>
+        </w:rPr>
+        <w:t xml:space="preserve"> but first baptized her with </w:t>
+      </w:r>
+      <w:r>
+        <w:rPr>
+          <w:rFonts w:ascii="Times New Roman" w:eastAsia="Times New Roman" w:hAnsi="Times New Roman" w:cs="Times New Roman"/>
+          <w:kern w:val="0"/>
+          <w14:ligatures w14:val="none"/>
+        </w:rPr>
+        <w:t>water from an American canteen and her eyes flickered open. After the war he spent nearly a decade in a re-education camp. My mother left school in middle school to work as a maid so the family could eat. Years later, a humanitarian program brought them to the United States, where she began again: days on the factory floor, nights at a nail salon, saving tips and clipping coupons so her children could have warm Burger King dinners.</w:t>
+      </w:r>
+      <w:r>
+        <w:rPr>
+          <w:rFonts w:ascii="Times New Roman" w:eastAsia="Times New Roman" w:hAnsi="Times New Roman" w:cs="Times New Roman"/>
+          <w:kern w:val="0"/>
+          <w14:ligatures w14:val="none"/>
+        </w:rPr>
+        <w:t xml:space="preserve"> </w:t>
       </w:r>
     </w:p>
     <w:p>
       <w:pPr>
-        <w:pStyle w:val="NormalWeb"/>
-        <w:ind w:left="360"/>
-      </w:pPr>
-      <w:r>
-        <w:t>Survival did not guarantee safety. Because of his service for the South and our family’s Catholic faith, my grandfather spent nearly a decade in a re-education camp. My mother left school in middle school to work as a maid, eating leftovers from the plates she cleaned. Years later, a humanitarian resettlement program—Hạt Ô—opened a narrow door that brought our family to the United States. Immigration meant starting over, carrying both the ache of what was lost and the hope of what could be rebuilt.</w:t>
+        <w:rPr>
+          <w:rFonts w:ascii="Times New Roman" w:eastAsia="Times New Roman" w:hAnsi="Times New Roman" w:cs="Times New Roman"/>
+          <w:kern w:val="0"/>
+          <w14:ligatures w14:val="none"/>
+        </w:rPr>
+      </w:pPr>
+      <w:r>
+        <w:rPr>
+          <w:rFonts w:ascii="Times New Roman" w:eastAsia="Times New Roman" w:hAnsi="Times New Roman" w:cs="Times New Roman"/>
+          <w:kern w:val="0"/>
+          <w14:ligatures w14:val="none"/>
+        </w:rPr>
+        <w:t xml:space="preserve">At our kitchen table, we studied for her citizenship test together. I was a middle schooler translating and teaching my mom about the three branches of government. She told me the last time she had studied for a test was when she was my age—and that politics, religious persecution, and the duty to support her parents had closed the door </w:t>
+      </w:r>
+      <w:proofErr w:type="gramStart"/>
+      <w:r>
+        <w:rPr>
+          <w:rFonts w:ascii="Times New Roman" w:eastAsia="Times New Roman" w:hAnsi="Times New Roman" w:cs="Times New Roman"/>
+          <w:kern w:val="0"/>
+          <w14:ligatures w14:val="none"/>
+        </w:rPr>
+        <w:t>on</w:t>
+      </w:r>
+      <w:proofErr w:type="gramEnd"/>
+      <w:r>
+        <w:rPr>
+          <w:rFonts w:ascii="Times New Roman" w:eastAsia="Times New Roman" w:hAnsi="Times New Roman" w:cs="Times New Roman"/>
+          <w:kern w:val="0"/>
+          <w14:ligatures w14:val="none"/>
+        </w:rPr>
+        <w:t xml:space="preserve"> further schooling. “</w:t>
+      </w:r>
+      <w:proofErr w:type="spellStart"/>
+      <w:r>
+        <w:rPr>
+          <w:rFonts w:ascii="Times New Roman" w:eastAsia="Times New Roman" w:hAnsi="Times New Roman" w:cs="Times New Roman"/>
+          <w:kern w:val="0"/>
+          <w14:ligatures w14:val="none"/>
+        </w:rPr>
+        <w:t>Cúi</w:t>
+      </w:r>
+      <w:proofErr w:type="spellEnd"/>
+      <w:r>
+        <w:rPr>
+          <w:rFonts w:ascii="Times New Roman" w:eastAsia="Times New Roman" w:hAnsi="Times New Roman" w:cs="Times New Roman"/>
+          <w:kern w:val="0"/>
+          <w14:ligatures w14:val="none"/>
+        </w:rPr>
+        <w:t xml:space="preserve"> </w:t>
+      </w:r>
+      <w:proofErr w:type="spellStart"/>
+      <w:r>
+        <w:rPr>
+          <w:rFonts w:ascii="Times New Roman" w:eastAsia="Times New Roman" w:hAnsi="Times New Roman" w:cs="Times New Roman"/>
+          <w:kern w:val="0"/>
+          <w14:ligatures w14:val="none"/>
+        </w:rPr>
+        <w:t>đầu</w:t>
+      </w:r>
+      <w:proofErr w:type="spellEnd"/>
+      <w:r>
+        <w:rPr>
+          <w:rFonts w:ascii="Times New Roman" w:eastAsia="Times New Roman" w:hAnsi="Times New Roman" w:cs="Times New Roman"/>
+          <w:kern w:val="0"/>
+          <w14:ligatures w14:val="none"/>
+        </w:rPr>
+        <w:t xml:space="preserve"> </w:t>
+      </w:r>
+      <w:proofErr w:type="spellStart"/>
+      <w:r>
+        <w:rPr>
+          <w:rFonts w:ascii="Times New Roman" w:eastAsia="Times New Roman" w:hAnsi="Times New Roman" w:cs="Times New Roman"/>
+          <w:kern w:val="0"/>
+          <w14:ligatures w14:val="none"/>
+        </w:rPr>
+        <w:t>là</w:t>
+      </w:r>
+      <w:proofErr w:type="spellEnd"/>
+      <w:r>
+        <w:rPr>
+          <w:rFonts w:ascii="Times New Roman" w:eastAsia="Times New Roman" w:hAnsi="Times New Roman" w:cs="Times New Roman"/>
+          <w:kern w:val="0"/>
+          <w14:ligatures w14:val="none"/>
+        </w:rPr>
+        <w:t xml:space="preserve"> </w:t>
+      </w:r>
+      <w:proofErr w:type="spellStart"/>
+      <w:r>
+        <w:rPr>
+          <w:rFonts w:ascii="Times New Roman" w:eastAsia="Times New Roman" w:hAnsi="Times New Roman" w:cs="Times New Roman"/>
+          <w:kern w:val="0"/>
+          <w14:ligatures w14:val="none"/>
+        </w:rPr>
+        <w:t>sách</w:t>
+      </w:r>
+      <w:proofErr w:type="spellEnd"/>
+      <w:r>
+        <w:rPr>
+          <w:rFonts w:ascii="Times New Roman" w:eastAsia="Times New Roman" w:hAnsi="Times New Roman" w:cs="Times New Roman"/>
+          <w:kern w:val="0"/>
+          <w14:ligatures w14:val="none"/>
+        </w:rPr>
+        <w:t xml:space="preserve"> </w:t>
+      </w:r>
+      <w:proofErr w:type="spellStart"/>
+      <w:r>
+        <w:rPr>
+          <w:rFonts w:ascii="Times New Roman" w:eastAsia="Times New Roman" w:hAnsi="Times New Roman" w:cs="Times New Roman"/>
+          <w:kern w:val="0"/>
+          <w14:ligatures w14:val="none"/>
+        </w:rPr>
+        <w:t>vở</w:t>
+      </w:r>
+      <w:proofErr w:type="spellEnd"/>
+      <w:r>
+        <w:rPr>
+          <w:rFonts w:ascii="Times New Roman" w:eastAsia="Times New Roman" w:hAnsi="Times New Roman" w:cs="Times New Roman"/>
+          <w:kern w:val="0"/>
+          <w14:ligatures w14:val="none"/>
+        </w:rPr>
+        <w:t xml:space="preserve">, </w:t>
+      </w:r>
+      <w:proofErr w:type="spellStart"/>
+      <w:r>
+        <w:rPr>
+          <w:rFonts w:ascii="Times New Roman" w:eastAsia="Times New Roman" w:hAnsi="Times New Roman" w:cs="Times New Roman"/>
+          <w:kern w:val="0"/>
+          <w14:ligatures w14:val="none"/>
+        </w:rPr>
+        <w:t>ngẩng</w:t>
+      </w:r>
+      <w:proofErr w:type="spellEnd"/>
+      <w:r>
+        <w:rPr>
+          <w:rFonts w:ascii="Times New Roman" w:eastAsia="Times New Roman" w:hAnsi="Times New Roman" w:cs="Times New Roman"/>
+          <w:kern w:val="0"/>
+          <w14:ligatures w14:val="none"/>
+        </w:rPr>
+        <w:t xml:space="preserve"> </w:t>
+      </w:r>
+      <w:proofErr w:type="spellStart"/>
+      <w:r>
+        <w:rPr>
+          <w:rFonts w:ascii="Times New Roman" w:eastAsia="Times New Roman" w:hAnsi="Times New Roman" w:cs="Times New Roman"/>
+          <w:kern w:val="0"/>
+          <w14:ligatures w14:val="none"/>
+        </w:rPr>
+        <w:t>đầu</w:t>
+      </w:r>
+      <w:proofErr w:type="spellEnd"/>
+      <w:r>
+        <w:rPr>
+          <w:rFonts w:ascii="Times New Roman" w:eastAsia="Times New Roman" w:hAnsi="Times New Roman" w:cs="Times New Roman"/>
+          <w:kern w:val="0"/>
+          <w14:ligatures w14:val="none"/>
+        </w:rPr>
+        <w:t xml:space="preserve"> </w:t>
+      </w:r>
+      <w:proofErr w:type="spellStart"/>
+      <w:r>
+        <w:rPr>
+          <w:rFonts w:ascii="Times New Roman" w:eastAsia="Times New Roman" w:hAnsi="Times New Roman" w:cs="Times New Roman"/>
+          <w:kern w:val="0"/>
+          <w14:ligatures w14:val="none"/>
+        </w:rPr>
+        <w:t>là</w:t>
+      </w:r>
+      <w:proofErr w:type="spellEnd"/>
+      <w:r>
+        <w:rPr>
+          <w:rFonts w:ascii="Times New Roman" w:eastAsia="Times New Roman" w:hAnsi="Times New Roman" w:cs="Times New Roman"/>
+          <w:kern w:val="0"/>
+          <w14:ligatures w14:val="none"/>
+        </w:rPr>
+        <w:t xml:space="preserve"> </w:t>
+      </w:r>
+      <w:proofErr w:type="spellStart"/>
+      <w:r>
+        <w:rPr>
+          <w:rFonts w:ascii="Times New Roman" w:eastAsia="Times New Roman" w:hAnsi="Times New Roman" w:cs="Times New Roman"/>
+          <w:kern w:val="0"/>
+          <w14:ligatures w14:val="none"/>
+        </w:rPr>
+        <w:t>tương</w:t>
+      </w:r>
+      <w:proofErr w:type="spellEnd"/>
+      <w:r>
+        <w:rPr>
+          <w:rFonts w:ascii="Times New Roman" w:eastAsia="Times New Roman" w:hAnsi="Times New Roman" w:cs="Times New Roman"/>
+          <w:kern w:val="0"/>
+          <w14:ligatures w14:val="none"/>
+        </w:rPr>
+        <w:t xml:space="preserve"> lai,” she would say: look down to study; look up to your future. She could not answer my questions about the cosmos because no one had ever been able to answer hers. Her unfinished education became my beginning.</w:t>
       </w:r>
     </w:p>
     <w:p>
       <w:pPr>
         <w:pStyle w:val="NormalWeb"/>
-        <w:ind w:left="360"/>
-      </w:pPr>
-      <w:r>
-        <w:t>My mother worked two jobs—at a mail factory by day and a nail salon at night—saving toward the dream of owning her own salon. She stretched food stamps and counted tip money so we could share a warm dinner. Only afterward would we sit at the kitchen table and study for her citizenship test together. I was ten, explaining checks and balances to someone who had last been in school at my age. She would say, “Cúi đầu là sách vở, ngẩng đầu là tương lai”—look down to study; look up to your future. It was her way of telling me that education was the one vehicle we could still afford.</w:t>
+      </w:pPr>
+      <w:r>
+        <w:t>As a New American—the child of immigrants—navigating two worlds was my norm. At home, I was our household’s interpreter: calling public offices, translating mail, completing government-assistance forms, and decoding EBT/SNAP recertification packets. At school, I pushed forward academically. To bridge those worlds, I looked up: I dreamt about the stars. But while my curiosity about space expanded, the opportunities around me narrowed—our school offered few advanced science courses. My English teacher noticed and stepped in, urging me into classes outside the district, helping me apply for scholarships and colleges, and insisting I belonged in rooms I couldn’t yet imagine. In a community where few pursued four-year universities, his belief widened a path I hadn’t known existed and, without my realizing it, planted the resolve to widen it for others.</w:t>
       </w:r>
     </w:p>
     <w:p>
       <w:pPr>
         <w:pStyle w:val="NormalWeb"/>
-        <w:ind w:left="360"/>
-      </w:pPr>
-      <w:r>
-        <w:t xml:space="preserve">Every week, we visited the library and returned home with borrowed </w:t>
-      </w:r>
-      <w:r>
-        <w:t>words</w:t>
-      </w:r>
-      <w:r>
-        <w:t xml:space="preserve">. One day, I </w:t>
-      </w:r>
-      <w:r>
-        <w:t>picked up</w:t>
-      </w:r>
-      <w:r>
-        <w:t xml:space="preserve"> a book about the Moon and discovered a universe larger than our worries. When my school offered few resources in science, my English teacher stepped in—helping me apply to advanced classes outside our district and showing me how to seek scholarships. His belief mattered in a community where few pursued four-year universities. He widened a path for me that I didn’t yet know existed.</w:t>
+      </w:pPr>
+      <w:r>
+        <w:t xml:space="preserve">The day the envelope arrived, I unfolded a letter that said I’d earned a </w:t>
+      </w:r>
+      <w:proofErr w:type="gramStart"/>
+      <w:r>
+        <w:t>full-ride</w:t>
+      </w:r>
+      <w:proofErr w:type="gramEnd"/>
+      <w:r>
+        <w:t xml:space="preserve"> to Iowa State University. I called my mother first. Telling her meant more than good news—it meant lifting a weight from her shoulders and stepping into the education she’d been denied. Becoming the first in my family to earn a college degree felt possible. At Iowa State, I sought out mentors the way they once found me. I emailed a professor in spacecraft trajectory optimization and </w:t>
+      </w:r>
+      <w:proofErr w:type="gramStart"/>
+      <w:r>
+        <w:t>asked</w:t>
+      </w:r>
+      <w:proofErr w:type="gramEnd"/>
+      <w:r>
+        <w:t xml:space="preserve"> to join </w:t>
+      </w:r>
+      <w:r>
+        <w:lastRenderedPageBreak/>
+        <w:t xml:space="preserve">his research </w:t>
+      </w:r>
+      <w:proofErr w:type="gramStart"/>
+      <w:r>
+        <w:t>group;</w:t>
+      </w:r>
+      <w:proofErr w:type="gramEnd"/>
+      <w:r>
+        <w:t xml:space="preserve"> despite my </w:t>
+      </w:r>
+      <w:proofErr w:type="gramStart"/>
+      <w:r>
+        <w:t>not yet</w:t>
+      </w:r>
+      <w:proofErr w:type="gramEnd"/>
+      <w:r>
+        <w:t xml:space="preserve"> having taken orbital mechanics, he gave me a chance. I worked hard to earn it, and I tried to pay that trust forward—tutoring introductory math, physics, and calculus, running study sessions, and helping classmates who, like me, were finding their way. Those experiences did three things at once: they opened doors, they built my confidence through real responsibility, and they made clear my obligation to widen the path for others.</w:t>
       </w:r>
     </w:p>
     <w:p>
       <w:pPr>
         <w:pStyle w:val="NormalWeb"/>
-        <w:ind w:left="360"/>
-      </w:pPr>
-      <w:r>
-        <w:t xml:space="preserve">Yet being the child of immigrants meant navigating two worlds. At school, I pushed forward academically; at home, I </w:t>
-      </w:r>
-      <w:r>
-        <w:t xml:space="preserve">was </w:t>
-      </w:r>
-      <w:r>
-        <w:t>our household’s interpreter—calling public offices, reading mail, and translating EBT/SNAP recertification packets, income-verification letters, and housing forms I barely understood. I remember sitting in a parent–teacher conference, explaining phrases like “college potential” to my mother; later that week, I translated a notice about reporting any change “within 10 days” and learned how to ask for a case number. Those papers were more than paperwork—they were groceries and rent. I learned early that New Americans shoulder adult responsibilities before they are grown.</w:t>
+      </w:pPr>
+      <w:r>
+        <w:t>I carried that lesson into graduate school. At the University of Illinois, I arrived without funding and tried to hold two jobs while taking five classes. I failed spectacularly, landing on academic probation with a 2.78 GPA. I felt shame and disappointment—most of all, guilt for not living up to my mother’s sacrifices. But resilience in my family has never meant merely enduring; it has meant adapting. I rebuilt, rising to a 3.94 GPA while mentoring students who were fighting their own fears of not belonging. I learned not only how to succeed, but how to help others rediscover belief in themselves.</w:t>
       </w:r>
     </w:p>
     <w:p>
       <w:pPr>
         <w:pStyle w:val="NormalWeb"/>
-        <w:ind w:left="360"/>
-      </w:pPr>
-      <w:r>
-        <w:lastRenderedPageBreak/>
-        <w:t xml:space="preserve">A full-ride scholarship allowed me to attend Iowa State University and become the first in my family to earn a college degree. There, I discovered how mentorship and technical exploration could transform a student’s life. Before I had even taken an orbital </w:t>
-      </w:r>
-      <w:r>
-        <w:t>mechanic’s</w:t>
-      </w:r>
-      <w:r>
-        <w:t xml:space="preserve"> course, a professor invited me to join his spacecraft trajectory team rather than turning me away. Research gave me a purpose beyond curiosity: it showed me that access determines who gets to participate in innovation.</w:t>
+      </w:pPr>
+      <w:r>
+        <w:t xml:space="preserve">As an Engineering Career Peer at the University of Illinois, my goal was to help students build both competence and confidence so they could thrive academically and professionally. I ran résumé reviews, mock interviews, and offer-negotiation workshops; the best moments were watching a </w:t>
+      </w:r>
+      <w:proofErr w:type="gramStart"/>
+      <w:r>
+        <w:t>first-year</w:t>
+      </w:r>
+      <w:proofErr w:type="gramEnd"/>
+      <w:r>
+        <w:t xml:space="preserve"> grow from tentative to assured—and then land internships at Amazon and Roblox. In parallel, my thesis examined how changing assessment structure affects learning; the approach we piloted doubled student engagement and lifted scores by ~10%, demonstrating that design choices can measurably widen access and outcomes.</w:t>
       </w:r>
     </w:p>
     <w:p>
       <w:pPr>
         <w:pStyle w:val="NormalWeb"/>
-        <w:ind w:left="360"/>
-      </w:pPr>
-      <w:r>
-        <w:t>I carried that lesson into graduate school. At Illinois, I arrived without funding and tried to hold two jobs while taking five classes. I failed spectacularly, landing on academic probation with a 2.78 GPA. I felt shame and disappointment—most of all, guilt for not living up to my mother’s sacrifices. But resilience at home had never meant just enduring; it meant adapting. I rebuilt, rising to a 3.94 GPA in my current program while supporting students facing their own setbacks. I learned not only how to succeed, but how to help others rediscover belief in themselves.</w:t>
+      </w:pPr>
+      <w:r>
+        <w:t>After that program, I pursued a more specialized graduate degree in Space Systems Engineering and kept giving back to students who reminded me of my younger self. As a Youth Development Professional at the Boys &amp; Girls Club, I built computer-literacy curricula for 3rd–6th graders—kids who once feared the keyboard now learn basic coding and type 30 words per minute. Teaching math sharpened my ability to reach students from diverse backgrounds and to communicate complex ideas simply. The real victory wasn’t a test score; it was watching students replace intimidation with mastery—and seeing their confidence become the engine of everything that followed.</w:t>
       </w:r>
     </w:p>
     <w:p>
       <w:pPr>
         <w:pStyle w:val="NormalWeb"/>
-        <w:ind w:left="360"/>
-      </w:pPr>
-      <w:r>
-        <w:t xml:space="preserve">My mother eventually achieved her American dream—opening her own salon. She built it for the same reason she pushed me to study: </w:t>
-      </w:r>
-      <w:r>
-        <w:t>so,</w:t>
-      </w:r>
-      <w:r>
-        <w:t xml:space="preserve"> others in our family would have more choices than she did. That gratitude fuels my direction. I honor her sacrifices by widening the path for students often overlooked: teaching high-school math, building computer-literacy programs at the Boys &amp; Girls Club, mentoring first-generation undergraduates as they navigate internships and offers, and designing STEM workshops through Club for the Future and Lincoln Laboratory Educate. I have watched students from underserved communities write their first line of code or launch their first rocket—and begin to imagine futures they once thought were for someone else.</w:t>
+      </w:pPr>
+      <w:r>
+        <w:t xml:space="preserve">I’ve had the chance to work across the United States and across the space domain—turning a childhood fascination into concrete contributions. At Space Dynamics Laboratory, I built orbit-determination pipelines and navigation filters (range iteration, batch least-squares, UKF/SR-UKF) to support LEO and cislunar mission concepts. At Blue Canyon Technologies, I developed high-fidelity dynamics and attitude-control simulations (J2, third-body, SRP) and stress-tested guidance algorithms against real-world edge cases. At MIT Lincoln Laboratory, I </w:t>
+      </w:r>
+      <w:proofErr w:type="gramStart"/>
+      <w:r>
+        <w:t>contributed to</w:t>
+      </w:r>
+      <w:proofErr w:type="gramEnd"/>
+      <w:r>
+        <w:t xml:space="preserve"> guidance and navigation research, hardware-in-the-loop testing, and mission analysis tools used by multi-disciplinary teams. Each stop refined the same core aim: rigorous engineering in service of exploration.</w:t>
       </w:r>
     </w:p>
     <w:p>
       <w:pPr>
         <w:pStyle w:val="NormalWeb"/>
-        <w:ind w:left="360"/>
-      </w:pPr>
-      <w:r>
-        <w:t>As a New American, I understand that opportunity is rarely given freely. It is passed down through the hands of those who received it. Today, I am building spacecraft autonomy that protects U.S. missions in uncertain and contested environments. But the story cannot end with my success in the lab. The nation’s future in space depends on who has the chance to contribute to it. My family’s journey taught me that talent is universal, but access is not.</w:t>
-      </w:r>
-    </w:p>
-    <w:p>
-      <w:pPr>
-        <w:pStyle w:val="NormalWeb"/>
-        <w:ind w:left="360"/>
-      </w:pPr>
-      <w:r>
-        <w:t>I feel a responsibility to change that—so a child standing where I once stood can see a future among the stars. My work is to ensure beginnings don’t become boundaries. When a nation invests in those who arrived with nothing, it gains innovators who see possibility everywhere. I want to turn the narrow door that admitted my family into a wider path for the next generation of Americans who will build our future in space. My mother once blinked her way back to life; my work is to help others open their eyes to their own futures.</w:t>
-      </w:r>
-    </w:p>
-    <w:p>
-      <w:pPr>
-        <w:pStyle w:val="NormalWeb"/>
-      </w:pPr>
-    </w:p>
-    <w:p>
-      <w:pPr>
-        <w:pStyle w:val="NormalWeb"/>
-      </w:pPr>
-    </w:p>
-    <w:p>
-      <w:pPr>
-        <w:pStyle w:val="NormalWeb"/>
-        <w:ind w:left="360"/>
-      </w:pPr>
+      </w:pPr>
+      <w:r>
+        <w:t xml:space="preserve">I </w:t>
+      </w:r>
+      <w:proofErr w:type="gramStart"/>
+      <w:r>
+        <w:t>never forgot</w:t>
+      </w:r>
+      <w:proofErr w:type="gramEnd"/>
+      <w:r>
+        <w:t xml:space="preserve"> the people who nurtured that </w:t>
+      </w:r>
+      <w:proofErr w:type="gramStart"/>
+      <w:r>
+        <w:t>curiosity—a</w:t>
+      </w:r>
+      <w:proofErr w:type="gramEnd"/>
+      <w:r>
+        <w:t xml:space="preserve"> mother who sacrificed and teachers who believed. </w:t>
+      </w:r>
+      <w:proofErr w:type="gramStart"/>
+      <w:r>
+        <w:t>So</w:t>
+      </w:r>
+      <w:proofErr w:type="gramEnd"/>
+      <w:r>
+        <w:t xml:space="preserve"> I kept widening the path for others. With Blue Origin’s Club for the Future, I visit urban schools to talk with students about STEM, answering their questions about rockets, trajectories, and what “an engineer” </w:t>
+      </w:r>
+      <w:proofErr w:type="gramStart"/>
+      <w:r>
+        <w:t>actually does</w:t>
+      </w:r>
+      <w:proofErr w:type="gramEnd"/>
+      <w:r>
+        <w:t xml:space="preserve">. At MIT Lincoln Laboratory, I volunteer through </w:t>
+      </w:r>
+      <w:proofErr w:type="spellStart"/>
+      <w:r>
+        <w:t>LLEduCATE</w:t>
+      </w:r>
+      <w:proofErr w:type="spellEnd"/>
+      <w:r>
+        <w:t xml:space="preserve">, leading hands-on workshops in basic circuitry where </w:t>
+      </w:r>
+      <w:proofErr w:type="gramStart"/>
+      <w:r>
+        <w:t>high-schoolers</w:t>
+      </w:r>
+      <w:proofErr w:type="gramEnd"/>
+      <w:r>
+        <w:t xml:space="preserve"> wire </w:t>
+      </w:r>
+      <w:r>
+        <w:lastRenderedPageBreak/>
+        <w:t>their first blinking LEDs and learn to read schematics. Those moments reinforced what my career has made clear: my calling isn’t only to extend our reach to the stars, but to expand access to the education that makes such reach possible</w:t>
+      </w:r>
     </w:p>
     <w:p>
       <w:pPr>
@@ -181,7 +515,6 @@
         <w:rPr>
           <w:rFonts w:ascii="Times New Roman" w:hAnsi="Times New Roman" w:cs="Times New Roman"/>
         </w:rPr>
-        <w:lastRenderedPageBreak/>
         <w:t>Tell us about your current and near-term career-related activities and goals, as well as why you decided to pursue the specific graduate program(s) and school(s) that you have. (?)</w:t>
       </w:r>
     </w:p>
@@ -254,17 +587,14 @@
         <w:ind w:left="360"/>
       </w:pPr>
       <w:r>
+        <w:lastRenderedPageBreak/>
         <w:t xml:space="preserve">Stanford University’s Aeronautics &amp; Astronautics PhD program is the ideal environment to pursue this vision. In the Space Rendezvous Laboratory under Professor Simone D’Amico, I will develop algorithms for autonomous formation flight, proximity operations, and </w:t>
       </w:r>
       <w:r>
         <w:t>distribute</w:t>
       </w:r>
       <w:r>
-        <w:t xml:space="preserve"> asset coordination — the backbone of resilient cislunar logistics and on-orbit servicing. The TRON hardware-in-the-loop facility offers a rare translational pipeline where autonomy can </w:t>
-      </w:r>
-      <w:r>
-        <w:lastRenderedPageBreak/>
-        <w:t>be validated against real sensor dynamics, uncertainty, and mission constraints before deployment.</w:t>
+        <w:t xml:space="preserve"> asset coordination — the backbone of resilient cislunar logistics and on-orbit servicing. The TRON hardware-in-the-loop facility offers a rare translational pipeline where autonomy can be validated against real sensor dynamics, uncertainty, and mission constraints before deployment.</w:t>
       </w:r>
     </w:p>
     <w:p>
@@ -273,7 +603,15 @@
         <w:ind w:left="360"/>
       </w:pPr>
       <w:r>
-        <w:t>I am equally excited by Stanford’s collaborative ecosystem for autonomy maturation. Working with the Autonomy Lab will enable multi-agent decision-making and supervisory control; with the Safety for Autonomous Systems Group, I can develop verification frameworks and certifiable autonomy interfaces; with the Space Environment and Satellite Systems Group, I can account for cyber-physical and environmental stressors that affect navigation in higher orbits. Missions such as StarFOX and Starling provide direct pathways from concept to flight demonstration, while Stanford’s partnerships with the National Security Innovation Base accelerate operational adoption. This integration of theory, experimentation, and deployment aligns perfectly with my goal of delivering autonomy that operators can trust when human support is distant or denied.</w:t>
+        <w:t xml:space="preserve">I am equally excited by Stanford’s collaborative ecosystem for autonomy maturation. Working with the Autonomy Lab will enable multi-agent decision-making and supervisory control; with the Safety for Autonomous Systems Group, I can develop verification frameworks and certifiable autonomy interfaces; with the Space Environment and Satellite Systems Group, I can account for cyber-physical and environmental stressors that affect navigation in higher orbits. Missions such as </w:t>
+      </w:r>
+      <w:proofErr w:type="spellStart"/>
+      <w:r>
+        <w:t>StarFOX</w:t>
+      </w:r>
+      <w:proofErr w:type="spellEnd"/>
+      <w:r>
+        <w:t xml:space="preserve"> and Starling provide direct pathways from concept to flight demonstration, while Stanford’s partnerships with the National Security Innovation Base accelerate operational adoption. This integration of theory, experimentation, and deployment aligns perfectly with my goal of delivering autonomy that operators can trust when human support is distant or denied.</w:t>
       </w:r>
     </w:p>
     <w:p>
